--- a/Paper.docx
+++ b/Paper.docx
@@ -83,23 +83,7 @@
           <w:rFonts w:ascii="Times New Roman" w:hAnsi="Times New Roman" w:cs="Times New Roman"/>
           <w:lang w:val="en-US"/>
         </w:rPr>
-        <w:t xml:space="preserve">Ashik Chandra Das, Qazi </w:t>
-      </w:r>
-      <w:proofErr w:type="spellStart"/>
-      <w:r>
-        <w:rPr>
-          <w:rFonts w:ascii="Times New Roman" w:hAnsi="Times New Roman" w:cs="Times New Roman"/>
-          <w:lang w:val="en-US"/>
-        </w:rPr>
-        <w:t>Novera</w:t>
-      </w:r>
-      <w:proofErr w:type="spellEnd"/>
-      <w:r>
-        <w:rPr>
-          <w:rFonts w:ascii="Times New Roman" w:hAnsi="Times New Roman" w:cs="Times New Roman"/>
-          <w:lang w:val="en-US"/>
-        </w:rPr>
-        <w:t xml:space="preserve"> </w:t>
+        <w:t xml:space="preserve">Ashik Chandra Das, Qazi Novera </w:t>
       </w:r>
       <w:proofErr w:type="spellStart"/>
       <w:r>
@@ -309,21 +293,7 @@
           <w:rFonts w:ascii="Times New Roman" w:hAnsi="Times New Roman" w:cs="Times New Roman"/>
           <w:lang w:val="en-US"/>
         </w:rPr>
-        <w:t xml:space="preserve"> et al., 2023). By contrast, educational AI systems such as tutoring support, grading assistance, and learning recommendations are often viewed as relatively </w:t>
-      </w:r>
-      <w:r>
-        <w:rPr>
-          <w:rFonts w:ascii="Times New Roman" w:hAnsi="Times New Roman" w:cs="Times New Roman"/>
-          <w:lang w:val="en-US"/>
-        </w:rPr>
-        <w:t>lower risk</w:t>
-      </w:r>
-      <w:r>
-        <w:rPr>
-          <w:rFonts w:ascii="Times New Roman" w:hAnsi="Times New Roman" w:cs="Times New Roman"/>
-          <w:lang w:val="en-US"/>
-        </w:rPr>
-        <w:t xml:space="preserve"> because their outcomes are usually more reversible and can be corrected by human intervention. These three sectors therefore create a meaningful continuum between high-criticality and lower-criticality AI decision environments.</w:t>
+        <w:t xml:space="preserve"> et al., 2023). By contrast, educational AI systems such as tutoring support, grading assistance, and learning recommendations are often viewed as relatively lower risk because their outcomes are usually more reversible and can be corrected by human intervention. These three sectors therefore create a meaningful continuum between high-criticality and lower-criticality AI decision environments.</w:t>
       </w:r>
     </w:p>
     <w:p>
@@ -491,7 +461,7 @@
           <w:rFonts w:ascii="Times New Roman" w:hAnsi="Times New Roman" w:cs="Times New Roman"/>
           <w:lang w:val="en-US"/>
         </w:rPr>
-        <w:t xml:space="preserve"> Do the effects of age and education on AI satisfaction differ across high-risk and low-risk decision contexts?</w:t>
+        <w:t xml:space="preserve"> Do the effects of age and education on AI satisfaction differ across risk contexts?</w:t>
       </w:r>
     </w:p>
     <w:p>
@@ -689,35 +659,7 @@
           <w:rFonts w:ascii="Times New Roman" w:hAnsi="Times New Roman" w:cs="Times New Roman"/>
           <w:lang w:val="en-US"/>
         </w:rPr>
-        <w:t xml:space="preserve">The remainder of this paper is organized as follows. Section 2 reviews the relevant literature on AI satisfaction, perceived decision criticality, and demographic influences, and further develops the theoretical logic behind the hypotheses. Section 3 presents </w:t>
-      </w:r>
-      <w:r>
-        <w:rPr>
-          <w:rFonts w:ascii="Times New Roman" w:hAnsi="Times New Roman" w:cs="Times New Roman"/>
-          <w:lang w:val="en-US"/>
-        </w:rPr>
-        <w:t>research</w:t>
-      </w:r>
-      <w:r>
-        <w:rPr>
-          <w:rFonts w:ascii="Times New Roman" w:hAnsi="Times New Roman" w:cs="Times New Roman"/>
-          <w:lang w:val="en-US"/>
-        </w:rPr>
-        <w:t xml:space="preserve"> methodology, including data collection, variable measurement, and the ordinal regression model. Section 4 reports </w:t>
-      </w:r>
-      <w:r>
-        <w:rPr>
-          <w:rFonts w:ascii="Times New Roman" w:hAnsi="Times New Roman" w:cs="Times New Roman"/>
-          <w:lang w:val="en-US"/>
-        </w:rPr>
-        <w:t>empirical</w:t>
-      </w:r>
-      <w:r>
-        <w:rPr>
-          <w:rFonts w:ascii="Times New Roman" w:hAnsi="Times New Roman" w:cs="Times New Roman"/>
-          <w:lang w:val="en-US"/>
-        </w:rPr>
-        <w:t xml:space="preserve"> findings. Section 5 discusses the results in relation to prior studies and practical implications. Finally, Section 6 concludes the paper with limitations and directions for future research.</w:t>
+        <w:t>The remainder of this paper is organized as follows. Section 2 reviews the relevant literature on AI satisfaction, perceived decision criticality, and demographic influences, and further develops the theoretical logic behind the hypotheses. Section 3 presents research methodology, including data collection, variable measurement, and the ordinal regression model. Section 4 reports empirical findings. Section 5 discusses the results in relation to prior studies and practical implications. Finally, Section 6 concludes the paper with limitations and directions for future research.</w:t>
       </w:r>
     </w:p>
     <w:p>
@@ -805,7 +747,7 @@
           <w:noProof/>
         </w:rPr>
         <w:drawing>
-          <wp:inline distT="0" distB="0" distL="0" distR="0" wp14:anchorId="1AC1C99C" wp14:editId="34A2DFA7">
+          <wp:inline distT="0" distB="0" distL="0" distR="0" wp14:anchorId="1AC1C99C" wp14:editId="2774ADC5">
             <wp:extent cx="2745233" cy="2269242"/>
             <wp:effectExtent l="0" t="0" r="0" b="0"/>
             <wp:docPr id="665349871" name="Picture 3"/>
@@ -865,7 +807,7 @@
           <w:noProof/>
         </w:rPr>
         <w:drawing>
-          <wp:inline distT="0" distB="0" distL="0" distR="0" wp14:anchorId="33CF724F" wp14:editId="6CD0EC49">
+          <wp:inline distT="0" distB="0" distL="0" distR="0" wp14:anchorId="33CF724F" wp14:editId="3FF4A542">
             <wp:extent cx="2726871" cy="2254064"/>
             <wp:effectExtent l="0" t="0" r="0" b="0"/>
             <wp:docPr id="16848686" name="Picture 6"/>
@@ -970,9 +912,10 @@
       <w:r>
         <w:rPr>
           <w:rFonts w:ascii="Times New Roman" w:hAnsi="Times New Roman" w:cs="Times New Roman"/>
+          <w:noProof/>
         </w:rPr>
         <w:drawing>
-          <wp:inline distT="0" distB="0" distL="0" distR="0" wp14:anchorId="1D918F4A" wp14:editId="1F48D734">
+          <wp:inline distT="0" distB="0" distL="0" distR="0" wp14:anchorId="1D918F4A" wp14:editId="730C7515">
             <wp:extent cx="2605279" cy="2153555"/>
             <wp:effectExtent l="0" t="0" r="5080" b="0"/>
             <wp:docPr id="935557701" name="Picture 5"/>
@@ -1103,7 +1046,7 @@
           <w:noProof/>
         </w:rPr>
         <w:drawing>
-          <wp:inline distT="0" distB="0" distL="0" distR="0" wp14:anchorId="521127CA" wp14:editId="4FF024AC">
+          <wp:inline distT="0" distB="0" distL="0" distR="0" wp14:anchorId="521127CA" wp14:editId="566EC871">
             <wp:extent cx="2721609" cy="2249715"/>
             <wp:effectExtent l="0" t="0" r="3175" b="0"/>
             <wp:docPr id="1059192496" name="Picture 8"/>
@@ -1173,42 +1116,7 @@
           <w:rFonts w:ascii="Times New Roman" w:hAnsi="Times New Roman" w:cs="Times New Roman"/>
           <w:lang w:val="en-US"/>
         </w:rPr>
-        <w:t xml:space="preserve">Figure </w:t>
-      </w:r>
-      <w:r>
-        <w:rPr>
-          <w:rFonts w:ascii="Times New Roman" w:hAnsi="Times New Roman" w:cs="Times New Roman"/>
-          <w:lang w:val="en-US"/>
-        </w:rPr>
-        <w:t>2</w:t>
-      </w:r>
-      <w:r>
-        <w:rPr>
-          <w:rFonts w:ascii="Times New Roman" w:hAnsi="Times New Roman" w:cs="Times New Roman"/>
-          <w:lang w:val="en-US"/>
-        </w:rPr>
-        <w:t xml:space="preserve">: (a) </w:t>
-      </w:r>
-      <w:r>
-        <w:rPr>
-          <w:rFonts w:ascii="Times New Roman" w:hAnsi="Times New Roman" w:cs="Times New Roman"/>
-          <w:lang w:val="en-US"/>
-        </w:rPr>
-        <w:t>High Risk vs Low Risk Satisfaction</w:t>
-      </w:r>
-      <w:r>
-        <w:rPr>
-          <w:rFonts w:ascii="Times New Roman" w:hAnsi="Times New Roman" w:cs="Times New Roman"/>
-          <w:lang w:val="en-US"/>
-        </w:rPr>
-        <w:t xml:space="preserve">, (b) </w:t>
-      </w:r>
-      <w:r>
-        <w:rPr>
-          <w:rFonts w:ascii="Times New Roman" w:hAnsi="Times New Roman" w:cs="Times New Roman"/>
-          <w:lang w:val="en-US"/>
-        </w:rPr>
-        <w:t>Satisfaction Rating Frequencies by Domain</w:t>
+        <w:t>Figure 2: (a) High Risk vs Low Risk Satisfaction, (b) Satisfaction Rating Frequencies by Domain</w:t>
       </w:r>
     </w:p>
     <w:p>
@@ -1350,7 +1258,7 @@
           <w:noProof/>
         </w:rPr>
         <w:drawing>
-          <wp:inline distT="0" distB="0" distL="0" distR="0" wp14:anchorId="4FEB9CD2" wp14:editId="4A2B640C">
+          <wp:inline distT="0" distB="0" distL="0" distR="0" wp14:anchorId="4FEB9CD2" wp14:editId="2D16956A">
             <wp:extent cx="2677886" cy="2213573"/>
             <wp:effectExtent l="0" t="0" r="8255" b="0"/>
             <wp:docPr id="653345278" name="Picture 10"/>
@@ -1410,7 +1318,7 @@
           <w:noProof/>
         </w:rPr>
         <w:drawing>
-          <wp:inline distT="0" distB="0" distL="0" distR="0" wp14:anchorId="4543A605" wp14:editId="01205BC7">
+          <wp:inline distT="0" distB="0" distL="0" distR="0" wp14:anchorId="4543A605" wp14:editId="55976BFC">
             <wp:extent cx="2661557" cy="2200076"/>
             <wp:effectExtent l="0" t="0" r="5715" b="0"/>
             <wp:docPr id="1746651399" name="Picture 12"/>
@@ -1503,7 +1411,7 @@
         </w:rPr>
         <w:lastRenderedPageBreak/>
         <w:drawing>
-          <wp:inline distT="0" distB="0" distL="0" distR="0" wp14:anchorId="7E93B6FC" wp14:editId="0C69ED10">
+          <wp:inline distT="0" distB="0" distL="0" distR="0" wp14:anchorId="7E93B6FC" wp14:editId="71E0BBF4">
             <wp:extent cx="2835729" cy="2344048"/>
             <wp:effectExtent l="0" t="0" r="3175" b="0"/>
             <wp:docPr id="851242268" name="Picture 14"/>
@@ -1727,7 +1635,23 @@
           <w:rFonts w:ascii="Times New Roman" w:hAnsi="Times New Roman" w:cs="Times New Roman"/>
           <w:lang w:val="en-US"/>
         </w:rPr>
-        <w:t>Figure 6: Age Trend in High Risk vs Low Risk AI Satisfaction</w:t>
+        <w:t xml:space="preserve">Figure 6: Age Trend in </w:t>
+      </w:r>
+      <w:proofErr w:type="gramStart"/>
+      <w:r>
+        <w:rPr>
+          <w:rFonts w:ascii="Times New Roman" w:hAnsi="Times New Roman" w:cs="Times New Roman"/>
+          <w:lang w:val="en-US"/>
+        </w:rPr>
+        <w:t>High Risk</w:t>
+      </w:r>
+      <w:proofErr w:type="gramEnd"/>
+      <w:r>
+        <w:rPr>
+          <w:rFonts w:ascii="Times New Roman" w:hAnsi="Times New Roman" w:cs="Times New Roman"/>
+          <w:lang w:val="en-US"/>
+        </w:rPr>
+        <w:t xml:space="preserve"> vs Low Risk AI Satisfaction</w:t>
       </w:r>
     </w:p>
     <w:p>
@@ -1812,7 +1736,23 @@
           <w:rFonts w:ascii="Times New Roman" w:hAnsi="Times New Roman" w:cs="Times New Roman"/>
           <w:lang w:val="en-US"/>
         </w:rPr>
-        <w:t>Figure 7: Education Effect in High Risk vs Low Risk Context</w:t>
+        <w:t xml:space="preserve">Figure 7: Education Effect in </w:t>
+      </w:r>
+      <w:proofErr w:type="gramStart"/>
+      <w:r>
+        <w:rPr>
+          <w:rFonts w:ascii="Times New Roman" w:hAnsi="Times New Roman" w:cs="Times New Roman"/>
+          <w:lang w:val="en-US"/>
+        </w:rPr>
+        <w:t>High Risk</w:t>
+      </w:r>
+      <w:proofErr w:type="gramEnd"/>
+      <w:r>
+        <w:rPr>
+          <w:rFonts w:ascii="Times New Roman" w:hAnsi="Times New Roman" w:cs="Times New Roman"/>
+          <w:lang w:val="en-US"/>
+        </w:rPr>
+        <w:t xml:space="preserve"> vs Low Risk Context</w:t>
       </w:r>
     </w:p>
     <w:p>
@@ -1836,7 +1776,7 @@
           <w:noProof/>
         </w:rPr>
         <w:drawing>
-          <wp:inline distT="0" distB="0" distL="0" distR="0" wp14:anchorId="22395074" wp14:editId="3D36992B">
+          <wp:inline distT="0" distB="0" distL="0" distR="0" wp14:anchorId="22395074" wp14:editId="0BCA7B16">
             <wp:extent cx="2784764" cy="2302229"/>
             <wp:effectExtent l="0" t="0" r="0" b="3175"/>
             <wp:docPr id="718940514" name="Picture 18"/>
@@ -1896,7 +1836,7 @@
           <w:noProof/>
         </w:rPr>
         <w:drawing>
-          <wp:inline distT="0" distB="0" distL="0" distR="0" wp14:anchorId="0BD0350E" wp14:editId="7BB6B61F">
+          <wp:inline distT="0" distB="0" distL="0" distR="0" wp14:anchorId="0BD0350E" wp14:editId="1D84D41F">
             <wp:extent cx="2781894" cy="2299855"/>
             <wp:effectExtent l="0" t="0" r="0" b="5715"/>
             <wp:docPr id="1395760232" name="Picture 17"/>
@@ -3584,6 +3524,7 @@
   <w:style w:type="character" w:default="1" w:styleId="DefaultParagraphFont">
     <w:name w:val="Default Paragraph Font"/>
     <w:uiPriority w:val="1"/>
+    <w:semiHidden/>
     <w:unhideWhenUsed/>
   </w:style>
   <w:style w:type="table" w:default="1" w:styleId="TableNormal">
